--- a/PEX3_Report_Template.docx
+++ b/PEX3_Report_Template.docx
@@ -24,8 +24,6 @@
       </w:r>
       <w:r>
         <w:br/>
-      </w:r>
-      <w:r>
         <w:t>Name: ________________________     Section: ________     Date: ____________</w:t>
       </w:r>
     </w:p>
@@ -34,12 +32,12 @@
         <w:pStyle w:val="Heading2"/>
       </w:pPr>
       <w:r>
-        <w:t>Documentation Statement (1 pt)</w:t>
+        <w:t>Documentation Statement</w:t>
       </w:r>
     </w:p>
     <w:p>
       <w:r>
-        <w:t>[Replace this text with your documentation statement per the course syllabus. List all help received, references consulted, and AI tools used.]</w:t>
+        <w:t>[Replace this text with your documentation statement per the course syllabus. List all help received, references consulted, and AI tools used. A documentation statement is also required in main.c. Missing documentation from either location results in a 5% (4 pt) deduction.]</w:t>
       </w:r>
     </w:p>
     <w:p>
@@ -60,7 +58,7 @@
         <w:pStyle w:val="Heading1"/>
       </w:pPr>
       <w:r>
-        <w:t>2. Frames Required to Achieve &lt; 10% Page-Fault Rate (3 pts)</w:t>
+        <w:t>2. Frames Required to Achieve &lt; 10% Page-Fault Rate (4 pts)</w:t>
       </w:r>
     </w:p>
     <w:p>
@@ -570,7 +568,7 @@
           </w:tcPr>
           <w:p>
             <w:r>
-              <w:t>Documentation Statement</w:t>
+              <w:t>Optimum Frame Size Recommendation</w:t>
             </w:r>
           </w:p>
         </w:tc>
@@ -583,7 +581,7 @@
               <w:cnfStyle w:val="000000100000" w:firstRow="0" w:lastRow="0" w:firstColumn="0" w:lastColumn="0" w:oddVBand="0" w:evenVBand="0" w:oddHBand="1" w:evenHBand="0" w:firstRowFirstColumn="0" w:firstRowLastColumn="0" w:lastRowFirstColumn="0" w:lastRowLastColumn="0"/>
             </w:pPr>
             <w:r>
-              <w:t>1</w:t>
+              <w:t>4</w:t>
             </w:r>
           </w:p>
         </w:tc>
@@ -600,7 +598,7 @@
           </w:tcPr>
           <w:p>
             <w:r>
-              <w:t>Optimum Frame Size Recommendation</w:t>
+              <w:t>Frames for &lt; 10% Target Table</w:t>
             </w:r>
           </w:p>
         </w:tc>
@@ -630,7 +628,7 @@
           </w:tcPr>
           <w:p>
             <w:r>
-              <w:t>Frames for &lt; 10% Target Table</w:t>
+              <w:t>Page Fault Charts (4 charts x 1.5 pts)</w:t>
             </w:r>
           </w:p>
         </w:tc>
@@ -643,7 +641,7 @@
               <w:cnfStyle w:val="000000100000" w:firstRow="0" w:lastRow="0" w:firstColumn="0" w:lastColumn="0" w:oddVBand="0" w:evenVBand="0" w:oddHBand="1" w:evenHBand="0" w:firstRowFirstColumn="0" w:firstRowLastColumn="0" w:lastRowFirstColumn="0" w:lastRowLastColumn="0"/>
             </w:pPr>
             <w:r>
-              <w:t>3</w:t>
+              <w:t>6</w:t>
             </w:r>
           </w:p>
         </w:tc>
@@ -660,7 +658,7 @@
           </w:tcPr>
           <w:p>
             <w:r>
-              <w:t>Page Fault Charts (4 charts x 1.5 pts)</w:t>
+              <w:t>Fault Rate Charts (4 charts x 1.5 pts)</w:t>
             </w:r>
           </w:p>
         </w:tc>
@@ -690,7 +688,7 @@
           </w:tcPr>
           <w:p>
             <w:r>
-              <w:t>Fault Rate Charts (4 charts x 1.5 pts)</w:t>
+              <w:t>Curve Shape / Working Set Analysis</w:t>
             </w:r>
           </w:p>
         </w:tc>
@@ -703,7 +701,7 @@
               <w:cnfStyle w:val="000000100000" w:firstRow="0" w:lastRow="0" w:firstColumn="0" w:lastColumn="0" w:oddVBand="0" w:evenVBand="0" w:oddHBand="1" w:evenHBand="0" w:firstRowFirstColumn="0" w:firstRowLastColumn="0" w:lastRowFirstColumn="0" w:lastRowLastColumn="0"/>
             </w:pPr>
             <w:r>
-              <w:t>6</w:t>
+              <w:t>5</w:t>
             </w:r>
           </w:p>
         </w:tc>
@@ -720,7 +718,7 @@
           </w:tcPr>
           <w:p>
             <w:r>
-              <w:t>Curve Shape / Working Set Analysis</w:t>
+              <w:t>Frame Size Tradeoffs</w:t>
             </w:r>
           </w:p>
         </w:tc>
@@ -750,7 +748,7 @@
           </w:tcPr>
           <w:p>
             <w:r>
-              <w:t>Frame Size Tradeoffs</w:t>
+              <w:t>TOTAL</w:t>
             </w:r>
           </w:p>
         </w:tc>
@@ -763,7 +761,7 @@
               <w:cnfStyle w:val="000000100000" w:firstRow="0" w:lastRow="0" w:firstColumn="0" w:lastColumn="0" w:oddVBand="0" w:evenVBand="0" w:oddHBand="1" w:evenHBand="0" w:firstRowFirstColumn="0" w:firstRowLastColumn="0" w:lastRowFirstColumn="0" w:lastRowLastColumn="0"/>
             </w:pPr>
             <w:r>
-              <w:t>5</w:t>
+              <w:t>30</w:t>
             </w:r>
           </w:p>
         </w:tc>
@@ -778,11 +776,7 @@
             <w:cnfStyle w:val="001000000000" w:firstRow="0" w:lastRow="0" w:firstColumn="1" w:lastColumn="0" w:oddVBand="0" w:evenVBand="0" w:oddHBand="0" w:evenHBand="0" w:firstRowFirstColumn="0" w:firstRowLastColumn="0" w:lastRowFirstColumn="0" w:lastRowLastColumn="0"/>
             <w:tcW w:w="4320" w:type="dxa"/>
           </w:tcPr>
-          <w:p>
-            <w:r>
-              <w:t>TOTAL</w:t>
-            </w:r>
-          </w:p>
+          <w:p/>
         </w:tc>
         <w:tc>
           <w:tcPr>
@@ -792,12 +786,6 @@
             <w:pPr>
               <w:cnfStyle w:val="000000010000" w:firstRow="0" w:lastRow="0" w:firstColumn="0" w:lastColumn="0" w:oddVBand="0" w:evenVBand="0" w:oddHBand="0" w:evenHBand="1" w:firstRowFirstColumn="0" w:firstRowLastColumn="0" w:lastRowFirstColumn="0" w:lastRowLastColumn="0"/>
             </w:pPr>
-            <w:r>
-              <w:rPr>
-                <w:b/>
-              </w:rPr>
-              <w:t>30</w:t>
-            </w:r>
           </w:p>
         </w:tc>
       </w:tr>
@@ -1213,7 +1201,7 @@
         <w:pStyle w:val="ListBullet"/>
       </w:pPr>
       <w:r>
-        <w:t>Documentation statement completed</w:t>
+        <w:t>Documentation statement completed in both main.c and this report</w:t>
       </w:r>
     </w:p>
     <w:p>
